--- a/tuan6/reactjs/minhchung.docx
+++ b/tuan6/reactjs/minhchung.docx
@@ -10,10 +10,10 @@
     <w:p>
       <w:r>
         <w:drawing>
-          <wp:inline distT="0" distB="0" distL="0" distR="0" wp14:anchorId="4BFC73E5" wp14:editId="2AD31DC0">
-            <wp:extent cx="4877481" cy="3286584"/>
-            <wp:effectExtent l="0" t="0" r="0" b="9525"/>
-            <wp:docPr id="1" name="Picture 1"/>
+          <wp:inline distT="0" distB="0" distL="0" distR="0" wp14:anchorId="7CA64B35" wp14:editId="44EDC3E8">
+            <wp:extent cx="5943600" cy="2217420"/>
+            <wp:effectExtent l="0" t="0" r="0" b="0"/>
+            <wp:docPr id="3" name="Picture 3"/>
             <wp:cNvGraphicFramePr>
               <a:graphicFrameLocks xmlns:a="http://schemas.openxmlformats.org/drawingml/2006/main" noChangeAspect="1"/>
             </wp:cNvGraphicFramePr>
@@ -33,24 +33,63 @@
                   <pic:spPr>
                     <a:xfrm>
                       <a:off x="0" y="0"/>
-                      <a:ext cx="4877481" cy="3286584"/>
-                    </a:xfrm>
-                    <a:prstGeom prst="rect">
-                      <a:avLst/>
-                    </a:prstGeom>
-                  </pic:spPr>
-                </pic:pic>
-              </a:graphicData>
-            </a:graphic>
-          </wp:inline>
-        </w:drawing>
-      </w:r>
-    </w:p>
-    <w:p>
-      <w:r>
-        <w:drawing>
-          <wp:inline distT="0" distB="0" distL="0" distR="0" wp14:anchorId="25E972F5" wp14:editId="37EA3D38">
-            <wp:extent cx="5943600" cy="3089275"/>
+                      <a:ext cx="5943600" cy="2217420"/>
+                    </a:xfrm>
+                    <a:prstGeom prst="rect">
+                      <a:avLst/>
+                    </a:prstGeom>
+                  </pic:spPr>
+                </pic:pic>
+              </a:graphicData>
+            </a:graphic>
+          </wp:inline>
+        </w:drawing>
+      </w:r>
+    </w:p>
+    <w:p>
+      <w:r>
+        <w:drawing>
+          <wp:inline distT="0" distB="0" distL="0" distR="0" wp14:anchorId="2DEEB522" wp14:editId="204C3A80">
+            <wp:extent cx="5943600" cy="2522220"/>
+            <wp:effectExtent l="0" t="0" r="0" b="0"/>
+            <wp:docPr id="4" name="Picture 4"/>
+            <wp:cNvGraphicFramePr>
+              <a:graphicFrameLocks xmlns:a="http://schemas.openxmlformats.org/drawingml/2006/main" noChangeAspect="1"/>
+            </wp:cNvGraphicFramePr>
+            <a:graphic xmlns:a="http://schemas.openxmlformats.org/drawingml/2006/main">
+              <a:graphicData uri="http://schemas.openxmlformats.org/drawingml/2006/picture">
+                <pic:pic xmlns:pic="http://schemas.openxmlformats.org/drawingml/2006/picture">
+                  <pic:nvPicPr>
+                    <pic:cNvPr id="1" name=""/>
+                    <pic:cNvPicPr/>
+                  </pic:nvPicPr>
+                  <pic:blipFill>
+                    <a:blip r:embed="rId5"/>
+                    <a:stretch>
+                      <a:fillRect/>
+                    </a:stretch>
+                  </pic:blipFill>
+                  <pic:spPr>
+                    <a:xfrm>
+                      <a:off x="0" y="0"/>
+                      <a:ext cx="5943600" cy="2522220"/>
+                    </a:xfrm>
+                    <a:prstGeom prst="rect">
+                      <a:avLst/>
+                    </a:prstGeom>
+                  </pic:spPr>
+                </pic:pic>
+              </a:graphicData>
+            </a:graphic>
+          </wp:inline>
+        </w:drawing>
+      </w:r>
+    </w:p>
+    <w:p>
+      <w:r>
+        <w:drawing>
+          <wp:inline distT="0" distB="0" distL="0" distR="0" wp14:anchorId="1EF090FF" wp14:editId="5FFBE206">
+            <wp:extent cx="4753638" cy="2534004"/>
             <wp:effectExtent l="0" t="0" r="0" b="0"/>
             <wp:docPr id="2" name="Picture 2"/>
             <wp:cNvGraphicFramePr>
@@ -64,91 +103,78 @@
                     <pic:cNvPicPr/>
                   </pic:nvPicPr>
                   <pic:blipFill>
-                    <a:blip r:embed="rId5"/>
-                    <a:stretch>
-                      <a:fillRect/>
-                    </a:stretch>
-                  </pic:blipFill>
-                  <pic:spPr>
-                    <a:xfrm>
-                      <a:off x="0" y="0"/>
-                      <a:ext cx="5943600" cy="3089275"/>
-                    </a:xfrm>
-                    <a:prstGeom prst="rect">
-                      <a:avLst/>
-                    </a:prstGeom>
-                  </pic:spPr>
-                </pic:pic>
-              </a:graphicData>
-            </a:graphic>
-          </wp:inline>
-        </w:drawing>
-      </w:r>
-    </w:p>
-    <w:p>
-      <w:r>
-        <w:t xml:space="preserve">Bài 2: </w:t>
-      </w:r>
-      <w:proofErr w:type="gramStart"/>
-      <w:r>
-        <w:t>thêm</w:t>
-      </w:r>
-      <w:proofErr w:type="gramEnd"/>
-      <w:r>
-        <w:t xml:space="preserve"> not found</w:t>
+                    <a:blip r:embed="rId6"/>
+                    <a:stretch>
+                      <a:fillRect/>
+                    </a:stretch>
+                  </pic:blipFill>
+                  <pic:spPr>
+                    <a:xfrm>
+                      <a:off x="0" y="0"/>
+                      <a:ext cx="4753638" cy="2534004"/>
+                    </a:xfrm>
+                    <a:prstGeom prst="rect">
+                      <a:avLst/>
+                    </a:prstGeom>
+                  </pic:spPr>
+                </pic:pic>
+              </a:graphicData>
+            </a:graphic>
+          </wp:inline>
+        </w:drawing>
       </w:r>
     </w:p>
     <w:p>
       <w:r>
         <w:lastRenderedPageBreak/>
         <w:drawing>
-          <wp:inline distT="0" distB="0" distL="0" distR="0" wp14:anchorId="29CD2B6E" wp14:editId="5F5092C5">
-            <wp:extent cx="5943600" cy="2325370"/>
+          <wp:inline distT="0" distB="0" distL="0" distR="0" wp14:anchorId="5055BEA1" wp14:editId="347775B5">
+            <wp:extent cx="5943600" cy="2630170"/>
             <wp:effectExtent l="0" t="0" r="0" b="0"/>
-            <wp:docPr id="3" name="Picture 3"/>
-            <wp:cNvGraphicFramePr>
-              <a:graphicFrameLocks xmlns:a="http://schemas.openxmlformats.org/drawingml/2006/main" noChangeAspect="1"/>
-            </wp:cNvGraphicFramePr>
-            <a:graphic xmlns:a="http://schemas.openxmlformats.org/drawingml/2006/main">
-              <a:graphicData uri="http://schemas.openxmlformats.org/drawingml/2006/picture">
-                <pic:pic xmlns:pic="http://schemas.openxmlformats.org/drawingml/2006/picture">
-                  <pic:nvPicPr>
-                    <pic:cNvPr id="1" name=""/>
-                    <pic:cNvPicPr/>
-                  </pic:nvPicPr>
-                  <pic:blipFill>
-                    <a:blip r:embed="rId6"/>
-                    <a:stretch>
-                      <a:fillRect/>
-                    </a:stretch>
-                  </pic:blipFill>
-                  <pic:spPr>
-                    <a:xfrm>
-                      <a:off x="0" y="0"/>
-                      <a:ext cx="5943600" cy="2325370"/>
-                    </a:xfrm>
-                    <a:prstGeom prst="rect">
-                      <a:avLst/>
-                    </a:prstGeom>
-                  </pic:spPr>
-                </pic:pic>
-              </a:graphicData>
-            </a:graphic>
-          </wp:inline>
-        </w:drawing>
-      </w:r>
-    </w:p>
-    <w:p>
-      <w:r>
-        <w:t>Bài 3:</w:t>
-      </w:r>
-    </w:p>
-    <w:p>
-      <w:r>
-        <w:drawing>
-          <wp:inline distT="0" distB="0" distL="0" distR="0" wp14:anchorId="6A069635" wp14:editId="38A78996">
-            <wp:extent cx="5943600" cy="3580130"/>
-            <wp:effectExtent l="0" t="0" r="0" b="1270"/>
+            <wp:docPr id="1" name="Picture 1"/>
+            <wp:cNvGraphicFramePr>
+              <a:graphicFrameLocks xmlns:a="http://schemas.openxmlformats.org/drawingml/2006/main" noChangeAspect="1"/>
+            </wp:cNvGraphicFramePr>
+            <a:graphic xmlns:a="http://schemas.openxmlformats.org/drawingml/2006/main">
+              <a:graphicData uri="http://schemas.openxmlformats.org/drawingml/2006/picture">
+                <pic:pic xmlns:pic="http://schemas.openxmlformats.org/drawingml/2006/picture">
+                  <pic:nvPicPr>
+                    <pic:cNvPr id="1" name=""/>
+                    <pic:cNvPicPr/>
+                  </pic:nvPicPr>
+                  <pic:blipFill>
+                    <a:blip r:embed="rId7"/>
+                    <a:stretch>
+                      <a:fillRect/>
+                    </a:stretch>
+                  </pic:blipFill>
+                  <pic:spPr>
+                    <a:xfrm>
+                      <a:off x="0" y="0"/>
+                      <a:ext cx="5943600" cy="2630170"/>
+                    </a:xfrm>
+                    <a:prstGeom prst="rect">
+                      <a:avLst/>
+                    </a:prstGeom>
+                  </pic:spPr>
+                </pic:pic>
+              </a:graphicData>
+            </a:graphic>
+          </wp:inline>
+        </w:drawing>
+      </w:r>
+    </w:p>
+    <w:p>
+      <w:r>
+        <w:t>Bài 2:</w:t>
+      </w:r>
+    </w:p>
+    <w:p>
+      <w:r>
+        <w:drawing>
+          <wp:inline distT="0" distB="0" distL="0" distR="0" wp14:anchorId="4A35834E" wp14:editId="29DB24CB">
+            <wp:extent cx="5153744" cy="1667108"/>
+            <wp:effectExtent l="0" t="0" r="0" b="9525"/>
             <wp:docPr id="5" name="Picture 5"/>
             <wp:cNvGraphicFramePr>
               <a:graphicFrameLocks xmlns:a="http://schemas.openxmlformats.org/drawingml/2006/main" noChangeAspect="1"/>
@@ -161,15 +187,54 @@
                     <pic:cNvPicPr/>
                   </pic:nvPicPr>
                   <pic:blipFill>
-                    <a:blip r:embed="rId7"/>
-                    <a:stretch>
-                      <a:fillRect/>
-                    </a:stretch>
-                  </pic:blipFill>
-                  <pic:spPr>
-                    <a:xfrm>
-                      <a:off x="0" y="0"/>
-                      <a:ext cx="5943600" cy="3580130"/>
+                    <a:blip r:embed="rId8"/>
+                    <a:stretch>
+                      <a:fillRect/>
+                    </a:stretch>
+                  </pic:blipFill>
+                  <pic:spPr>
+                    <a:xfrm>
+                      <a:off x="0" y="0"/>
+                      <a:ext cx="5153744" cy="1667108"/>
+                    </a:xfrm>
+                    <a:prstGeom prst="rect">
+                      <a:avLst/>
+                    </a:prstGeom>
+                  </pic:spPr>
+                </pic:pic>
+              </a:graphicData>
+            </a:graphic>
+          </wp:inline>
+        </w:drawing>
+      </w:r>
+    </w:p>
+    <w:p>
+      <w:r>
+        <w:drawing>
+          <wp:inline distT="0" distB="0" distL="0" distR="0" wp14:anchorId="3FA0D9AB" wp14:editId="6F114E19">
+            <wp:extent cx="5943600" cy="2503805"/>
+            <wp:effectExtent l="0" t="0" r="0" b="0"/>
+            <wp:docPr id="6" name="Picture 6"/>
+            <wp:cNvGraphicFramePr>
+              <a:graphicFrameLocks xmlns:a="http://schemas.openxmlformats.org/drawingml/2006/main" noChangeAspect="1"/>
+            </wp:cNvGraphicFramePr>
+            <a:graphic xmlns:a="http://schemas.openxmlformats.org/drawingml/2006/main">
+              <a:graphicData uri="http://schemas.openxmlformats.org/drawingml/2006/picture">
+                <pic:pic xmlns:pic="http://schemas.openxmlformats.org/drawingml/2006/picture">
+                  <pic:nvPicPr>
+                    <pic:cNvPr id="1" name=""/>
+                    <pic:cNvPicPr/>
+                  </pic:nvPicPr>
+                  <pic:blipFill>
+                    <a:blip r:embed="rId9"/>
+                    <a:stretch>
+                      <a:fillRect/>
+                    </a:stretch>
+                  </pic:blipFill>
+                  <pic:spPr>
+                    <a:xfrm>
+                      <a:off x="0" y="0"/>
+                      <a:ext cx="5943600" cy="2503805"/>
                     </a:xfrm>
                     <a:prstGeom prst="rect">
                       <a:avLst/>
@@ -186,113 +251,69 @@
       <w:r>
         <w:lastRenderedPageBreak/>
         <w:drawing>
-          <wp:inline distT="0" distB="0" distL="0" distR="0" wp14:anchorId="654B19C1" wp14:editId="0D27E5BF">
-            <wp:extent cx="5943600" cy="2693035"/>
+          <wp:inline distT="0" distB="0" distL="0" distR="0" wp14:anchorId="150294AD" wp14:editId="090894DA">
+            <wp:extent cx="5906324" cy="3086531"/>
             <wp:effectExtent l="0" t="0" r="0" b="0"/>
-            <wp:docPr id="4" name="Picture 4"/>
-            <wp:cNvGraphicFramePr>
-              <a:graphicFrameLocks xmlns:a="http://schemas.openxmlformats.org/drawingml/2006/main" noChangeAspect="1"/>
-            </wp:cNvGraphicFramePr>
-            <a:graphic xmlns:a="http://schemas.openxmlformats.org/drawingml/2006/main">
-              <a:graphicData uri="http://schemas.openxmlformats.org/drawingml/2006/picture">
-                <pic:pic xmlns:pic="http://schemas.openxmlformats.org/drawingml/2006/picture">
-                  <pic:nvPicPr>
-                    <pic:cNvPr id="1" name=""/>
-                    <pic:cNvPicPr/>
-                  </pic:nvPicPr>
-                  <pic:blipFill>
-                    <a:blip r:embed="rId8"/>
-                    <a:stretch>
-                      <a:fillRect/>
-                    </a:stretch>
-                  </pic:blipFill>
-                  <pic:spPr>
-                    <a:xfrm>
-                      <a:off x="0" y="0"/>
-                      <a:ext cx="5943600" cy="2693035"/>
-                    </a:xfrm>
-                    <a:prstGeom prst="rect">
-                      <a:avLst/>
-                    </a:prstGeom>
-                  </pic:spPr>
-                </pic:pic>
-              </a:graphicData>
-            </a:graphic>
-          </wp:inline>
-        </w:drawing>
-      </w:r>
-    </w:p>
-    <w:p>
-      <w:r>
-        <w:t>Bài 4:</w:t>
-      </w:r>
-    </w:p>
-    <w:p>
-      <w:r>
-        <w:drawing>
-          <wp:inline distT="0" distB="0" distL="0" distR="0" wp14:anchorId="0B2CD276" wp14:editId="52D2B341">
-            <wp:extent cx="5943600" cy="2037080"/>
-            <wp:effectExtent l="0" t="0" r="0" b="1270"/>
-            <wp:docPr id="8" name="Picture 8"/>
-            <wp:cNvGraphicFramePr>
-              <a:graphicFrameLocks xmlns:a="http://schemas.openxmlformats.org/drawingml/2006/main" noChangeAspect="1"/>
-            </wp:cNvGraphicFramePr>
-            <a:graphic xmlns:a="http://schemas.openxmlformats.org/drawingml/2006/main">
-              <a:graphicData uri="http://schemas.openxmlformats.org/drawingml/2006/picture">
-                <pic:pic xmlns:pic="http://schemas.openxmlformats.org/drawingml/2006/picture">
-                  <pic:nvPicPr>
-                    <pic:cNvPr id="1" name=""/>
-                    <pic:cNvPicPr/>
-                  </pic:nvPicPr>
-                  <pic:blipFill>
-                    <a:blip r:embed="rId9"/>
-                    <a:stretch>
-                      <a:fillRect/>
-                    </a:stretch>
-                  </pic:blipFill>
-                  <pic:spPr>
-                    <a:xfrm>
-                      <a:off x="0" y="0"/>
-                      <a:ext cx="5943600" cy="2037080"/>
-                    </a:xfrm>
-                    <a:prstGeom prst="rect">
-                      <a:avLst/>
-                    </a:prstGeom>
-                  </pic:spPr>
-                </pic:pic>
-              </a:graphicData>
-            </a:graphic>
-          </wp:inline>
-        </w:drawing>
-      </w:r>
-    </w:p>
-    <w:p>
-      <w:r>
-        <w:drawing>
-          <wp:inline distT="0" distB="0" distL="0" distR="0" wp14:anchorId="59EF6109" wp14:editId="6FDE1E3D">
-            <wp:extent cx="5943600" cy="2484755"/>
+            <wp:docPr id="12" name="Picture 12"/>
+            <wp:cNvGraphicFramePr>
+              <a:graphicFrameLocks xmlns:a="http://schemas.openxmlformats.org/drawingml/2006/main" noChangeAspect="1"/>
+            </wp:cNvGraphicFramePr>
+            <a:graphic xmlns:a="http://schemas.openxmlformats.org/drawingml/2006/main">
+              <a:graphicData uri="http://schemas.openxmlformats.org/drawingml/2006/picture">
+                <pic:pic xmlns:pic="http://schemas.openxmlformats.org/drawingml/2006/picture">
+                  <pic:nvPicPr>
+                    <pic:cNvPr id="1" name=""/>
+                    <pic:cNvPicPr/>
+                  </pic:nvPicPr>
+                  <pic:blipFill>
+                    <a:blip r:embed="rId10"/>
+                    <a:stretch>
+                      <a:fillRect/>
+                    </a:stretch>
+                  </pic:blipFill>
+                  <pic:spPr>
+                    <a:xfrm>
+                      <a:off x="0" y="0"/>
+                      <a:ext cx="5906324" cy="3086531"/>
+                    </a:xfrm>
+                    <a:prstGeom prst="rect">
+                      <a:avLst/>
+                    </a:prstGeom>
+                  </pic:spPr>
+                </pic:pic>
+              </a:graphicData>
+            </a:graphic>
+          </wp:inline>
+        </w:drawing>
+      </w:r>
+    </w:p>
+    <w:p>
+      <w:r>
+        <w:drawing>
+          <wp:inline distT="0" distB="0" distL="0" distR="0" wp14:anchorId="69DD872D" wp14:editId="7E3A1EB2">
+            <wp:extent cx="5943600" cy="3700145"/>
             <wp:effectExtent l="0" t="0" r="0" b="0"/>
-            <wp:docPr id="7" name="Picture 7"/>
-            <wp:cNvGraphicFramePr>
-              <a:graphicFrameLocks xmlns:a="http://schemas.openxmlformats.org/drawingml/2006/main" noChangeAspect="1"/>
-            </wp:cNvGraphicFramePr>
-            <a:graphic xmlns:a="http://schemas.openxmlformats.org/drawingml/2006/main">
-              <a:graphicData uri="http://schemas.openxmlformats.org/drawingml/2006/picture">
-                <pic:pic xmlns:pic="http://schemas.openxmlformats.org/drawingml/2006/picture">
-                  <pic:nvPicPr>
-                    <pic:cNvPr id="1" name=""/>
-                    <pic:cNvPicPr/>
-                  </pic:nvPicPr>
-                  <pic:blipFill>
-                    <a:blip r:embed="rId10"/>
-                    <a:stretch>
-                      <a:fillRect/>
-                    </a:stretch>
-                  </pic:blipFill>
-                  <pic:spPr>
-                    <a:xfrm>
-                      <a:off x="0" y="0"/>
-                      <a:ext cx="5943600" cy="2484755"/>
+            <wp:docPr id="11" name="Picture 11"/>
+            <wp:cNvGraphicFramePr>
+              <a:graphicFrameLocks xmlns:a="http://schemas.openxmlformats.org/drawingml/2006/main" noChangeAspect="1"/>
+            </wp:cNvGraphicFramePr>
+            <a:graphic xmlns:a="http://schemas.openxmlformats.org/drawingml/2006/main">
+              <a:graphicData uri="http://schemas.openxmlformats.org/drawingml/2006/picture">
+                <pic:pic xmlns:pic="http://schemas.openxmlformats.org/drawingml/2006/picture">
+                  <pic:nvPicPr>
+                    <pic:cNvPr id="1" name=""/>
+                    <pic:cNvPicPr/>
+                  </pic:nvPicPr>
+                  <pic:blipFill>
+                    <a:blip r:embed="rId11"/>
+                    <a:stretch>
+                      <a:fillRect/>
+                    </a:stretch>
+                  </pic:blipFill>
+                  <pic:spPr>
+                    <a:xfrm>
+                      <a:off x="0" y="0"/>
+                      <a:ext cx="5943600" cy="3700145"/>
                     </a:xfrm>
                     <a:prstGeom prst="rect">
                       <a:avLst/>
@@ -309,53 +330,8 @@
       <w:r>
         <w:lastRenderedPageBreak/>
         <w:drawing>
-          <wp:inline distT="0" distB="0" distL="0" distR="0" wp14:anchorId="1DA977B1" wp14:editId="5BB93C72">
-            <wp:extent cx="5943600" cy="3020060"/>
-            <wp:effectExtent l="0" t="0" r="0" b="8890"/>
-            <wp:docPr id="6" name="Picture 6"/>
-            <wp:cNvGraphicFramePr>
-              <a:graphicFrameLocks xmlns:a="http://schemas.openxmlformats.org/drawingml/2006/main" noChangeAspect="1"/>
-            </wp:cNvGraphicFramePr>
-            <a:graphic xmlns:a="http://schemas.openxmlformats.org/drawingml/2006/main">
-              <a:graphicData uri="http://schemas.openxmlformats.org/drawingml/2006/picture">
-                <pic:pic xmlns:pic="http://schemas.openxmlformats.org/drawingml/2006/picture">
-                  <pic:nvPicPr>
-                    <pic:cNvPr id="1" name=""/>
-                    <pic:cNvPicPr/>
-                  </pic:nvPicPr>
-                  <pic:blipFill>
-                    <a:blip r:embed="rId11"/>
-                    <a:stretch>
-                      <a:fillRect/>
-                    </a:stretch>
-                  </pic:blipFill>
-                  <pic:spPr>
-                    <a:xfrm>
-                      <a:off x="0" y="0"/>
-                      <a:ext cx="5943600" cy="3020060"/>
-                    </a:xfrm>
-                    <a:prstGeom prst="rect">
-                      <a:avLst/>
-                    </a:prstGeom>
-                  </pic:spPr>
-                </pic:pic>
-              </a:graphicData>
-            </a:graphic>
-          </wp:inline>
-        </w:drawing>
-      </w:r>
-    </w:p>
-    <w:p/>
-    <w:p>
-      <w:r>
-        <w:t>Bài 5:</w:t>
-      </w:r>
-    </w:p>
-    <w:p>
-      <w:r>
-        <w:drawing>
-          <wp:inline distT="0" distB="0" distL="0" distR="0" wp14:anchorId="297D992F" wp14:editId="11A4DEE6">
-            <wp:extent cx="5943600" cy="1778635"/>
+          <wp:inline distT="0" distB="0" distL="0" distR="0" wp14:anchorId="224535E8" wp14:editId="6014C22C">
+            <wp:extent cx="5943600" cy="2210435"/>
             <wp:effectExtent l="0" t="0" r="0" b="0"/>
             <wp:docPr id="9" name="Picture 9"/>
             <wp:cNvGraphicFramePr>
@@ -377,7 +353,90 @@
                   <pic:spPr>
                     <a:xfrm>
                       <a:off x="0" y="0"/>
-                      <a:ext cx="5943600" cy="1778635"/>
+                      <a:ext cx="5943600" cy="2210435"/>
+                    </a:xfrm>
+                    <a:prstGeom prst="rect">
+                      <a:avLst/>
+                    </a:prstGeom>
+                  </pic:spPr>
+                </pic:pic>
+              </a:graphicData>
+            </a:graphic>
+          </wp:inline>
+        </w:drawing>
+      </w:r>
+    </w:p>
+    <w:p>
+      <w:r>
+        <w:drawing>
+          <wp:inline distT="0" distB="0" distL="0" distR="0" wp14:anchorId="121061D7" wp14:editId="372B3843">
+            <wp:extent cx="5943600" cy="1935480"/>
+            <wp:effectExtent l="0" t="0" r="0" b="7620"/>
+            <wp:docPr id="10" name="Picture 10"/>
+            <wp:cNvGraphicFramePr>
+              <a:graphicFrameLocks xmlns:a="http://schemas.openxmlformats.org/drawingml/2006/main" noChangeAspect="1"/>
+            </wp:cNvGraphicFramePr>
+            <a:graphic xmlns:a="http://schemas.openxmlformats.org/drawingml/2006/main">
+              <a:graphicData uri="http://schemas.openxmlformats.org/drawingml/2006/picture">
+                <pic:pic xmlns:pic="http://schemas.openxmlformats.org/drawingml/2006/picture">
+                  <pic:nvPicPr>
+                    <pic:cNvPr id="1" name=""/>
+                    <pic:cNvPicPr/>
+                  </pic:nvPicPr>
+                  <pic:blipFill>
+                    <a:blip r:embed="rId13"/>
+                    <a:stretch>
+                      <a:fillRect/>
+                    </a:stretch>
+                  </pic:blipFill>
+                  <pic:spPr>
+                    <a:xfrm>
+                      <a:off x="0" y="0"/>
+                      <a:ext cx="5943600" cy="1935480"/>
+                    </a:xfrm>
+                    <a:prstGeom prst="rect">
+                      <a:avLst/>
+                    </a:prstGeom>
+                  </pic:spPr>
+                </pic:pic>
+              </a:graphicData>
+            </a:graphic>
+          </wp:inline>
+        </w:drawing>
+      </w:r>
+    </w:p>
+    <w:p>
+      <w:r>
+        <w:t>Bài 3:</w:t>
+      </w:r>
+    </w:p>
+    <w:p>
+      <w:r>
+        <w:drawing>
+          <wp:inline distT="0" distB="0" distL="0" distR="0" wp14:anchorId="4C0659AF" wp14:editId="5D1F56D8">
+            <wp:extent cx="5144218" cy="1609950"/>
+            <wp:effectExtent l="0" t="0" r="0" b="9525"/>
+            <wp:docPr id="13" name="Picture 13"/>
+            <wp:cNvGraphicFramePr>
+              <a:graphicFrameLocks xmlns:a="http://schemas.openxmlformats.org/drawingml/2006/main" noChangeAspect="1"/>
+            </wp:cNvGraphicFramePr>
+            <a:graphic xmlns:a="http://schemas.openxmlformats.org/drawingml/2006/main">
+              <a:graphicData uri="http://schemas.openxmlformats.org/drawingml/2006/picture">
+                <pic:pic xmlns:pic="http://schemas.openxmlformats.org/drawingml/2006/picture">
+                  <pic:nvPicPr>
+                    <pic:cNvPr id="1" name=""/>
+                    <pic:cNvPicPr/>
+                  </pic:nvPicPr>
+                  <pic:blipFill>
+                    <a:blip r:embed="rId14"/>
+                    <a:stretch>
+                      <a:fillRect/>
+                    </a:stretch>
+                  </pic:blipFill>
+                  <pic:spPr>
+                    <a:xfrm>
+                      <a:off x="0" y="0"/>
+                      <a:ext cx="5144218" cy="1609950"/>
                     </a:xfrm>
                     <a:prstGeom prst="rect">
                       <a:avLst/>
@@ -394,108 +453,625 @@
       <w:r>
         <w:lastRenderedPageBreak/>
         <w:drawing>
-          <wp:inline distT="0" distB="0" distL="0" distR="0" wp14:anchorId="2BFB02B6" wp14:editId="71B8621A">
-            <wp:extent cx="5943600" cy="2849245"/>
+          <wp:inline distT="0" distB="0" distL="0" distR="0" wp14:anchorId="6231BE46" wp14:editId="0B32C242">
+            <wp:extent cx="5943600" cy="3683000"/>
+            <wp:effectExtent l="0" t="0" r="0" b="0"/>
+            <wp:docPr id="14" name="Picture 14"/>
+            <wp:cNvGraphicFramePr>
+              <a:graphicFrameLocks xmlns:a="http://schemas.openxmlformats.org/drawingml/2006/main" noChangeAspect="1"/>
+            </wp:cNvGraphicFramePr>
+            <a:graphic xmlns:a="http://schemas.openxmlformats.org/drawingml/2006/main">
+              <a:graphicData uri="http://schemas.openxmlformats.org/drawingml/2006/picture">
+                <pic:pic xmlns:pic="http://schemas.openxmlformats.org/drawingml/2006/picture">
+                  <pic:nvPicPr>
+                    <pic:cNvPr id="1" name=""/>
+                    <pic:cNvPicPr/>
+                  </pic:nvPicPr>
+                  <pic:blipFill>
+                    <a:blip r:embed="rId15"/>
+                    <a:stretch>
+                      <a:fillRect/>
+                    </a:stretch>
+                  </pic:blipFill>
+                  <pic:spPr>
+                    <a:xfrm>
+                      <a:off x="0" y="0"/>
+                      <a:ext cx="5943600" cy="3683000"/>
+                    </a:xfrm>
+                    <a:prstGeom prst="rect">
+                      <a:avLst/>
+                    </a:prstGeom>
+                  </pic:spPr>
+                </pic:pic>
+              </a:graphicData>
+            </a:graphic>
+          </wp:inline>
+        </w:drawing>
+      </w:r>
+    </w:p>
+    <w:p>
+      <w:r>
+        <w:drawing>
+          <wp:inline distT="0" distB="0" distL="0" distR="0" wp14:anchorId="671656CE" wp14:editId="53A6AB8D">
+            <wp:extent cx="5943600" cy="3932555"/>
+            <wp:effectExtent l="0" t="0" r="0" b="0"/>
+            <wp:docPr id="15" name="Picture 15"/>
+            <wp:cNvGraphicFramePr>
+              <a:graphicFrameLocks xmlns:a="http://schemas.openxmlformats.org/drawingml/2006/main" noChangeAspect="1"/>
+            </wp:cNvGraphicFramePr>
+            <a:graphic xmlns:a="http://schemas.openxmlformats.org/drawingml/2006/main">
+              <a:graphicData uri="http://schemas.openxmlformats.org/drawingml/2006/picture">
+                <pic:pic xmlns:pic="http://schemas.openxmlformats.org/drawingml/2006/picture">
+                  <pic:nvPicPr>
+                    <pic:cNvPr id="1" name=""/>
+                    <pic:cNvPicPr/>
+                  </pic:nvPicPr>
+                  <pic:blipFill>
+                    <a:blip r:embed="rId16"/>
+                    <a:stretch>
+                      <a:fillRect/>
+                    </a:stretch>
+                  </pic:blipFill>
+                  <pic:spPr>
+                    <a:xfrm>
+                      <a:off x="0" y="0"/>
+                      <a:ext cx="5943600" cy="3932555"/>
+                    </a:xfrm>
+                    <a:prstGeom prst="rect">
+                      <a:avLst/>
+                    </a:prstGeom>
+                  </pic:spPr>
+                </pic:pic>
+              </a:graphicData>
+            </a:graphic>
+          </wp:inline>
+        </w:drawing>
+      </w:r>
+    </w:p>
+    <w:p>
+      <w:r>
+        <w:lastRenderedPageBreak/>
+        <w:drawing>
+          <wp:inline distT="0" distB="0" distL="0" distR="0" wp14:anchorId="7842FB8A" wp14:editId="33318321">
+            <wp:extent cx="5943600" cy="4208780"/>
+            <wp:effectExtent l="0" t="0" r="0" b="1270"/>
+            <wp:docPr id="16" name="Picture 16"/>
+            <wp:cNvGraphicFramePr>
+              <a:graphicFrameLocks xmlns:a="http://schemas.openxmlformats.org/drawingml/2006/main" noChangeAspect="1"/>
+            </wp:cNvGraphicFramePr>
+            <a:graphic xmlns:a="http://schemas.openxmlformats.org/drawingml/2006/main">
+              <a:graphicData uri="http://schemas.openxmlformats.org/drawingml/2006/picture">
+                <pic:pic xmlns:pic="http://schemas.openxmlformats.org/drawingml/2006/picture">
+                  <pic:nvPicPr>
+                    <pic:cNvPr id="1" name=""/>
+                    <pic:cNvPicPr/>
+                  </pic:nvPicPr>
+                  <pic:blipFill>
+                    <a:blip r:embed="rId17"/>
+                    <a:stretch>
+                      <a:fillRect/>
+                    </a:stretch>
+                  </pic:blipFill>
+                  <pic:spPr>
+                    <a:xfrm>
+                      <a:off x="0" y="0"/>
+                      <a:ext cx="5943600" cy="4208780"/>
+                    </a:xfrm>
+                    <a:prstGeom prst="rect">
+                      <a:avLst/>
+                    </a:prstGeom>
+                  </pic:spPr>
+                </pic:pic>
+              </a:graphicData>
+            </a:graphic>
+          </wp:inline>
+        </w:drawing>
+      </w:r>
+    </w:p>
+    <w:p>
+      <w:r>
+        <w:drawing>
+          <wp:inline distT="0" distB="0" distL="0" distR="0" wp14:anchorId="0CC68986" wp14:editId="43B97AB5">
+            <wp:extent cx="5943600" cy="1720850"/>
+            <wp:effectExtent l="0" t="0" r="0" b="0"/>
+            <wp:docPr id="17" name="Picture 17"/>
+            <wp:cNvGraphicFramePr>
+              <a:graphicFrameLocks xmlns:a="http://schemas.openxmlformats.org/drawingml/2006/main" noChangeAspect="1"/>
+            </wp:cNvGraphicFramePr>
+            <a:graphic xmlns:a="http://schemas.openxmlformats.org/drawingml/2006/main">
+              <a:graphicData uri="http://schemas.openxmlformats.org/drawingml/2006/picture">
+                <pic:pic xmlns:pic="http://schemas.openxmlformats.org/drawingml/2006/picture">
+                  <pic:nvPicPr>
+                    <pic:cNvPr id="1" name=""/>
+                    <pic:cNvPicPr/>
+                  </pic:nvPicPr>
+                  <pic:blipFill>
+                    <a:blip r:embed="rId18"/>
+                    <a:stretch>
+                      <a:fillRect/>
+                    </a:stretch>
+                  </pic:blipFill>
+                  <pic:spPr>
+                    <a:xfrm>
+                      <a:off x="0" y="0"/>
+                      <a:ext cx="5943600" cy="1720850"/>
+                    </a:xfrm>
+                    <a:prstGeom prst="rect">
+                      <a:avLst/>
+                    </a:prstGeom>
+                  </pic:spPr>
+                </pic:pic>
+              </a:graphicData>
+            </a:graphic>
+          </wp:inline>
+        </w:drawing>
+      </w:r>
+    </w:p>
+    <w:p>
+      <w:r>
+        <w:drawing>
+          <wp:inline distT="0" distB="0" distL="0" distR="0" wp14:anchorId="6C51A2E9" wp14:editId="53A22062">
+            <wp:extent cx="5943600" cy="2011045"/>
             <wp:effectExtent l="0" t="0" r="0" b="8255"/>
-            <wp:docPr id="10" name="Picture 10"/>
-            <wp:cNvGraphicFramePr>
-              <a:graphicFrameLocks xmlns:a="http://schemas.openxmlformats.org/drawingml/2006/main" noChangeAspect="1"/>
-            </wp:cNvGraphicFramePr>
-            <a:graphic xmlns:a="http://schemas.openxmlformats.org/drawingml/2006/main">
-              <a:graphicData uri="http://schemas.openxmlformats.org/drawingml/2006/picture">
-                <pic:pic xmlns:pic="http://schemas.openxmlformats.org/drawingml/2006/picture">
-                  <pic:nvPicPr>
-                    <pic:cNvPr id="1" name=""/>
-                    <pic:cNvPicPr/>
-                  </pic:nvPicPr>
-                  <pic:blipFill>
-                    <a:blip r:embed="rId13"/>
-                    <a:stretch>
-                      <a:fillRect/>
-                    </a:stretch>
-                  </pic:blipFill>
-                  <pic:spPr>
-                    <a:xfrm>
-                      <a:off x="0" y="0"/>
-                      <a:ext cx="5943600" cy="2849245"/>
-                    </a:xfrm>
-                    <a:prstGeom prst="rect">
-                      <a:avLst/>
-                    </a:prstGeom>
-                  </pic:spPr>
-                </pic:pic>
-              </a:graphicData>
-            </a:graphic>
-          </wp:inline>
-        </w:drawing>
-      </w:r>
-    </w:p>
-    <w:p>
-      <w:r>
-        <w:drawing>
-          <wp:inline distT="0" distB="0" distL="0" distR="0" wp14:anchorId="3BC28AC6" wp14:editId="06B3032B">
-            <wp:extent cx="5943600" cy="2459355"/>
+            <wp:docPr id="18" name="Picture 18"/>
+            <wp:cNvGraphicFramePr>
+              <a:graphicFrameLocks xmlns:a="http://schemas.openxmlformats.org/drawingml/2006/main" noChangeAspect="1"/>
+            </wp:cNvGraphicFramePr>
+            <a:graphic xmlns:a="http://schemas.openxmlformats.org/drawingml/2006/main">
+              <a:graphicData uri="http://schemas.openxmlformats.org/drawingml/2006/picture">
+                <pic:pic xmlns:pic="http://schemas.openxmlformats.org/drawingml/2006/picture">
+                  <pic:nvPicPr>
+                    <pic:cNvPr id="1" name=""/>
+                    <pic:cNvPicPr/>
+                  </pic:nvPicPr>
+                  <pic:blipFill>
+                    <a:blip r:embed="rId19"/>
+                    <a:stretch>
+                      <a:fillRect/>
+                    </a:stretch>
+                  </pic:blipFill>
+                  <pic:spPr>
+                    <a:xfrm>
+                      <a:off x="0" y="0"/>
+                      <a:ext cx="5943600" cy="2011045"/>
+                    </a:xfrm>
+                    <a:prstGeom prst="rect">
+                      <a:avLst/>
+                    </a:prstGeom>
+                  </pic:spPr>
+                </pic:pic>
+              </a:graphicData>
+            </a:graphic>
+          </wp:inline>
+        </w:drawing>
+      </w:r>
+    </w:p>
+    <w:p>
+      <w:r>
+        <w:lastRenderedPageBreak/>
+        <w:t>Bài 4:</w:t>
+      </w:r>
+    </w:p>
+    <w:p>
+      <w:r>
+        <w:drawing>
+          <wp:inline distT="0" distB="0" distL="0" distR="0" wp14:anchorId="5F08D195" wp14:editId="272752D0">
+            <wp:extent cx="4982270" cy="2114845"/>
+            <wp:effectExtent l="0" t="0" r="8890" b="0"/>
+            <wp:docPr id="19" name="Picture 19"/>
+            <wp:cNvGraphicFramePr>
+              <a:graphicFrameLocks xmlns:a="http://schemas.openxmlformats.org/drawingml/2006/main" noChangeAspect="1"/>
+            </wp:cNvGraphicFramePr>
+            <a:graphic xmlns:a="http://schemas.openxmlformats.org/drawingml/2006/main">
+              <a:graphicData uri="http://schemas.openxmlformats.org/drawingml/2006/picture">
+                <pic:pic xmlns:pic="http://schemas.openxmlformats.org/drawingml/2006/picture">
+                  <pic:nvPicPr>
+                    <pic:cNvPr id="1" name=""/>
+                    <pic:cNvPicPr/>
+                  </pic:nvPicPr>
+                  <pic:blipFill>
+                    <a:blip r:embed="rId20"/>
+                    <a:stretch>
+                      <a:fillRect/>
+                    </a:stretch>
+                  </pic:blipFill>
+                  <pic:spPr>
+                    <a:xfrm>
+                      <a:off x="0" y="0"/>
+                      <a:ext cx="4982270" cy="2114845"/>
+                    </a:xfrm>
+                    <a:prstGeom prst="rect">
+                      <a:avLst/>
+                    </a:prstGeom>
+                  </pic:spPr>
+                </pic:pic>
+              </a:graphicData>
+            </a:graphic>
+          </wp:inline>
+        </w:drawing>
+      </w:r>
+    </w:p>
+    <w:p>
+      <w:r>
+        <w:drawing>
+          <wp:inline distT="0" distB="0" distL="0" distR="0" wp14:anchorId="400E500B" wp14:editId="7BC216EA">
+            <wp:extent cx="5943600" cy="3445510"/>
+            <wp:effectExtent l="0" t="0" r="0" b="2540"/>
+            <wp:docPr id="20" name="Picture 20"/>
+            <wp:cNvGraphicFramePr>
+              <a:graphicFrameLocks xmlns:a="http://schemas.openxmlformats.org/drawingml/2006/main" noChangeAspect="1"/>
+            </wp:cNvGraphicFramePr>
+            <a:graphic xmlns:a="http://schemas.openxmlformats.org/drawingml/2006/main">
+              <a:graphicData uri="http://schemas.openxmlformats.org/drawingml/2006/picture">
+                <pic:pic xmlns:pic="http://schemas.openxmlformats.org/drawingml/2006/picture">
+                  <pic:nvPicPr>
+                    <pic:cNvPr id="1" name=""/>
+                    <pic:cNvPicPr/>
+                  </pic:nvPicPr>
+                  <pic:blipFill>
+                    <a:blip r:embed="rId21"/>
+                    <a:stretch>
+                      <a:fillRect/>
+                    </a:stretch>
+                  </pic:blipFill>
+                  <pic:spPr>
+                    <a:xfrm>
+                      <a:off x="0" y="0"/>
+                      <a:ext cx="5943600" cy="3445510"/>
+                    </a:xfrm>
+                    <a:prstGeom prst="rect">
+                      <a:avLst/>
+                    </a:prstGeom>
+                  </pic:spPr>
+                </pic:pic>
+              </a:graphicData>
+            </a:graphic>
+          </wp:inline>
+        </w:drawing>
+      </w:r>
+    </w:p>
+    <w:p>
+      <w:r>
+        <w:lastRenderedPageBreak/>
+        <w:drawing>
+          <wp:inline distT="0" distB="0" distL="0" distR="0" wp14:anchorId="7311CA2C" wp14:editId="4A99FE6E">
+            <wp:extent cx="5943600" cy="2647315"/>
+            <wp:effectExtent l="0" t="0" r="0" b="635"/>
+            <wp:docPr id="21" name="Picture 21"/>
+            <wp:cNvGraphicFramePr>
+              <a:graphicFrameLocks xmlns:a="http://schemas.openxmlformats.org/drawingml/2006/main" noChangeAspect="1"/>
+            </wp:cNvGraphicFramePr>
+            <a:graphic xmlns:a="http://schemas.openxmlformats.org/drawingml/2006/main">
+              <a:graphicData uri="http://schemas.openxmlformats.org/drawingml/2006/picture">
+                <pic:pic xmlns:pic="http://schemas.openxmlformats.org/drawingml/2006/picture">
+                  <pic:nvPicPr>
+                    <pic:cNvPr id="1" name=""/>
+                    <pic:cNvPicPr/>
+                  </pic:nvPicPr>
+                  <pic:blipFill>
+                    <a:blip r:embed="rId22"/>
+                    <a:stretch>
+                      <a:fillRect/>
+                    </a:stretch>
+                  </pic:blipFill>
+                  <pic:spPr>
+                    <a:xfrm>
+                      <a:off x="0" y="0"/>
+                      <a:ext cx="5943600" cy="2647315"/>
+                    </a:xfrm>
+                    <a:prstGeom prst="rect">
+                      <a:avLst/>
+                    </a:prstGeom>
+                  </pic:spPr>
+                </pic:pic>
+              </a:graphicData>
+            </a:graphic>
+          </wp:inline>
+        </w:drawing>
+      </w:r>
+    </w:p>
+    <w:p>
+      <w:r>
+        <w:drawing>
+          <wp:inline distT="0" distB="0" distL="0" distR="0" wp14:anchorId="14C1C478" wp14:editId="30DE478B">
+            <wp:extent cx="5943600" cy="2842895"/>
             <wp:effectExtent l="0" t="0" r="0" b="0"/>
-            <wp:docPr id="11" name="Picture 11"/>
-            <wp:cNvGraphicFramePr>
-              <a:graphicFrameLocks xmlns:a="http://schemas.openxmlformats.org/drawingml/2006/main" noChangeAspect="1"/>
-            </wp:cNvGraphicFramePr>
-            <a:graphic xmlns:a="http://schemas.openxmlformats.org/drawingml/2006/main">
-              <a:graphicData uri="http://schemas.openxmlformats.org/drawingml/2006/picture">
-                <pic:pic xmlns:pic="http://schemas.openxmlformats.org/drawingml/2006/picture">
-                  <pic:nvPicPr>
-                    <pic:cNvPr id="1" name=""/>
-                    <pic:cNvPicPr/>
-                  </pic:nvPicPr>
-                  <pic:blipFill>
-                    <a:blip r:embed="rId14"/>
-                    <a:stretch>
-                      <a:fillRect/>
-                    </a:stretch>
-                  </pic:blipFill>
-                  <pic:spPr>
-                    <a:xfrm>
-                      <a:off x="0" y="0"/>
-                      <a:ext cx="5943600" cy="2459355"/>
-                    </a:xfrm>
-                    <a:prstGeom prst="rect">
-                      <a:avLst/>
-                    </a:prstGeom>
-                  </pic:spPr>
-                </pic:pic>
-              </a:graphicData>
-            </a:graphic>
-          </wp:inline>
-        </w:drawing>
-      </w:r>
-    </w:p>
-    <w:p>
-      <w:r>
-        <w:drawing>
-          <wp:inline distT="0" distB="0" distL="0" distR="0" wp14:anchorId="7741C93B" wp14:editId="0F70F898">
-            <wp:extent cx="5943600" cy="1972310"/>
-            <wp:effectExtent l="0" t="0" r="0" b="8890"/>
-            <wp:docPr id="12" name="Picture 12"/>
-            <wp:cNvGraphicFramePr>
-              <a:graphicFrameLocks xmlns:a="http://schemas.openxmlformats.org/drawingml/2006/main" noChangeAspect="1"/>
-            </wp:cNvGraphicFramePr>
-            <a:graphic xmlns:a="http://schemas.openxmlformats.org/drawingml/2006/main">
-              <a:graphicData uri="http://schemas.openxmlformats.org/drawingml/2006/picture">
-                <pic:pic xmlns:pic="http://schemas.openxmlformats.org/drawingml/2006/picture">
-                  <pic:nvPicPr>
-                    <pic:cNvPr id="1" name=""/>
-                    <pic:cNvPicPr/>
-                  </pic:nvPicPr>
-                  <pic:blipFill>
-                    <a:blip r:embed="rId15"/>
-                    <a:stretch>
-                      <a:fillRect/>
-                    </a:stretch>
-                  </pic:blipFill>
-                  <pic:spPr>
-                    <a:xfrm>
-                      <a:off x="0" y="0"/>
-                      <a:ext cx="5943600" cy="1972310"/>
+            <wp:docPr id="22" name="Picture 22"/>
+            <wp:cNvGraphicFramePr>
+              <a:graphicFrameLocks xmlns:a="http://schemas.openxmlformats.org/drawingml/2006/main" noChangeAspect="1"/>
+            </wp:cNvGraphicFramePr>
+            <a:graphic xmlns:a="http://schemas.openxmlformats.org/drawingml/2006/main">
+              <a:graphicData uri="http://schemas.openxmlformats.org/drawingml/2006/picture">
+                <pic:pic xmlns:pic="http://schemas.openxmlformats.org/drawingml/2006/picture">
+                  <pic:nvPicPr>
+                    <pic:cNvPr id="1" name=""/>
+                    <pic:cNvPicPr/>
+                  </pic:nvPicPr>
+                  <pic:blipFill>
+                    <a:blip r:embed="rId23"/>
+                    <a:stretch>
+                      <a:fillRect/>
+                    </a:stretch>
+                  </pic:blipFill>
+                  <pic:spPr>
+                    <a:xfrm>
+                      <a:off x="0" y="0"/>
+                      <a:ext cx="5943600" cy="2842895"/>
+                    </a:xfrm>
+                    <a:prstGeom prst="rect">
+                      <a:avLst/>
+                    </a:prstGeom>
+                  </pic:spPr>
+                </pic:pic>
+              </a:graphicData>
+            </a:graphic>
+          </wp:inline>
+        </w:drawing>
+      </w:r>
+    </w:p>
+    <w:p>
+      <w:r>
+        <w:lastRenderedPageBreak/>
+        <w:drawing>
+          <wp:inline distT="0" distB="0" distL="0" distR="0" wp14:anchorId="5FAB17B2" wp14:editId="6B8D29B3">
+            <wp:extent cx="5943600" cy="3370580"/>
+            <wp:effectExtent l="0" t="0" r="0" b="1270"/>
+            <wp:docPr id="23" name="Picture 23"/>
+            <wp:cNvGraphicFramePr>
+              <a:graphicFrameLocks xmlns:a="http://schemas.openxmlformats.org/drawingml/2006/main" noChangeAspect="1"/>
+            </wp:cNvGraphicFramePr>
+            <a:graphic xmlns:a="http://schemas.openxmlformats.org/drawingml/2006/main">
+              <a:graphicData uri="http://schemas.openxmlformats.org/drawingml/2006/picture">
+                <pic:pic xmlns:pic="http://schemas.openxmlformats.org/drawingml/2006/picture">
+                  <pic:nvPicPr>
+                    <pic:cNvPr id="1" name=""/>
+                    <pic:cNvPicPr/>
+                  </pic:nvPicPr>
+                  <pic:blipFill>
+                    <a:blip r:embed="rId24"/>
+                    <a:stretch>
+                      <a:fillRect/>
+                    </a:stretch>
+                  </pic:blipFill>
+                  <pic:spPr>
+                    <a:xfrm>
+                      <a:off x="0" y="0"/>
+                      <a:ext cx="5943600" cy="3370580"/>
+                    </a:xfrm>
+                    <a:prstGeom prst="rect">
+                      <a:avLst/>
+                    </a:prstGeom>
+                  </pic:spPr>
+                </pic:pic>
+              </a:graphicData>
+            </a:graphic>
+          </wp:inline>
+        </w:drawing>
+      </w:r>
+    </w:p>
+    <w:p>
+      <w:r>
+        <w:drawing>
+          <wp:inline distT="0" distB="0" distL="0" distR="0" wp14:anchorId="4405ADE6" wp14:editId="14A0378F">
+            <wp:extent cx="5943600" cy="1553845"/>
+            <wp:effectExtent l="0" t="0" r="0" b="8255"/>
+            <wp:docPr id="24" name="Picture 24"/>
+            <wp:cNvGraphicFramePr>
+              <a:graphicFrameLocks xmlns:a="http://schemas.openxmlformats.org/drawingml/2006/main" noChangeAspect="1"/>
+            </wp:cNvGraphicFramePr>
+            <a:graphic xmlns:a="http://schemas.openxmlformats.org/drawingml/2006/main">
+              <a:graphicData uri="http://schemas.openxmlformats.org/drawingml/2006/picture">
+                <pic:pic xmlns:pic="http://schemas.openxmlformats.org/drawingml/2006/picture">
+                  <pic:nvPicPr>
+                    <pic:cNvPr id="1" name=""/>
+                    <pic:cNvPicPr/>
+                  </pic:nvPicPr>
+                  <pic:blipFill>
+                    <a:blip r:embed="rId25"/>
+                    <a:stretch>
+                      <a:fillRect/>
+                    </a:stretch>
+                  </pic:blipFill>
+                  <pic:spPr>
+                    <a:xfrm>
+                      <a:off x="0" y="0"/>
+                      <a:ext cx="5943600" cy="1553845"/>
+                    </a:xfrm>
+                    <a:prstGeom prst="rect">
+                      <a:avLst/>
+                    </a:prstGeom>
+                  </pic:spPr>
+                </pic:pic>
+              </a:graphicData>
+            </a:graphic>
+          </wp:inline>
+        </w:drawing>
+      </w:r>
+    </w:p>
+    <w:p>
+      <w:r>
+        <w:drawing>
+          <wp:inline distT="0" distB="0" distL="0" distR="0" wp14:anchorId="055AE670" wp14:editId="4F14A6E7">
+            <wp:extent cx="5943600" cy="2020570"/>
+            <wp:effectExtent l="0" t="0" r="0" b="0"/>
+            <wp:docPr id="25" name="Picture 25"/>
+            <wp:cNvGraphicFramePr>
+              <a:graphicFrameLocks xmlns:a="http://schemas.openxmlformats.org/drawingml/2006/main" noChangeAspect="1"/>
+            </wp:cNvGraphicFramePr>
+            <a:graphic xmlns:a="http://schemas.openxmlformats.org/drawingml/2006/main">
+              <a:graphicData uri="http://schemas.openxmlformats.org/drawingml/2006/picture">
+                <pic:pic xmlns:pic="http://schemas.openxmlformats.org/drawingml/2006/picture">
+                  <pic:nvPicPr>
+                    <pic:cNvPr id="1" name=""/>
+                    <pic:cNvPicPr/>
+                  </pic:nvPicPr>
+                  <pic:blipFill>
+                    <a:blip r:embed="rId26"/>
+                    <a:stretch>
+                      <a:fillRect/>
+                    </a:stretch>
+                  </pic:blipFill>
+                  <pic:spPr>
+                    <a:xfrm>
+                      <a:off x="0" y="0"/>
+                      <a:ext cx="5943600" cy="2020570"/>
+                    </a:xfrm>
+                    <a:prstGeom prst="rect">
+                      <a:avLst/>
+                    </a:prstGeom>
+                  </pic:spPr>
+                </pic:pic>
+              </a:graphicData>
+            </a:graphic>
+          </wp:inline>
+        </w:drawing>
+      </w:r>
+    </w:p>
+    <w:p>
+      <w:r>
+        <w:lastRenderedPageBreak/>
+        <w:drawing>
+          <wp:inline distT="0" distB="0" distL="0" distR="0" wp14:anchorId="43677E4A" wp14:editId="3678F7C2">
+            <wp:extent cx="5943600" cy="1863725"/>
+            <wp:effectExtent l="0" t="0" r="0" b="3175"/>
+            <wp:docPr id="26" name="Picture 26"/>
+            <wp:cNvGraphicFramePr>
+              <a:graphicFrameLocks xmlns:a="http://schemas.openxmlformats.org/drawingml/2006/main" noChangeAspect="1"/>
+            </wp:cNvGraphicFramePr>
+            <a:graphic xmlns:a="http://schemas.openxmlformats.org/drawingml/2006/main">
+              <a:graphicData uri="http://schemas.openxmlformats.org/drawingml/2006/picture">
+                <pic:pic xmlns:pic="http://schemas.openxmlformats.org/drawingml/2006/picture">
+                  <pic:nvPicPr>
+                    <pic:cNvPr id="1" name=""/>
+                    <pic:cNvPicPr/>
+                  </pic:nvPicPr>
+                  <pic:blipFill>
+                    <a:blip r:embed="rId27"/>
+                    <a:stretch>
+                      <a:fillRect/>
+                    </a:stretch>
+                  </pic:blipFill>
+                  <pic:spPr>
+                    <a:xfrm>
+                      <a:off x="0" y="0"/>
+                      <a:ext cx="5943600" cy="1863725"/>
+                    </a:xfrm>
+                    <a:prstGeom prst="rect">
+                      <a:avLst/>
+                    </a:prstGeom>
+                  </pic:spPr>
+                </pic:pic>
+              </a:graphicData>
+            </a:graphic>
+          </wp:inline>
+        </w:drawing>
+      </w:r>
+    </w:p>
+    <w:p>
+      <w:r>
+        <w:drawing>
+          <wp:inline distT="0" distB="0" distL="0" distR="0" wp14:anchorId="56AA22DF" wp14:editId="64049C33">
+            <wp:extent cx="5943600" cy="1630680"/>
+            <wp:effectExtent l="0" t="0" r="0" b="7620"/>
+            <wp:docPr id="27" name="Picture 27"/>
+            <wp:cNvGraphicFramePr>
+              <a:graphicFrameLocks xmlns:a="http://schemas.openxmlformats.org/drawingml/2006/main" noChangeAspect="1"/>
+            </wp:cNvGraphicFramePr>
+            <a:graphic xmlns:a="http://schemas.openxmlformats.org/drawingml/2006/main">
+              <a:graphicData uri="http://schemas.openxmlformats.org/drawingml/2006/picture">
+                <pic:pic xmlns:pic="http://schemas.openxmlformats.org/drawingml/2006/picture">
+                  <pic:nvPicPr>
+                    <pic:cNvPr id="1" name=""/>
+                    <pic:cNvPicPr/>
+                  </pic:nvPicPr>
+                  <pic:blipFill>
+                    <a:blip r:embed="rId28"/>
+                    <a:stretch>
+                      <a:fillRect/>
+                    </a:stretch>
+                  </pic:blipFill>
+                  <pic:spPr>
+                    <a:xfrm>
+                      <a:off x="0" y="0"/>
+                      <a:ext cx="5943600" cy="1630680"/>
+                    </a:xfrm>
+                    <a:prstGeom prst="rect">
+                      <a:avLst/>
+                    </a:prstGeom>
+                  </pic:spPr>
+                </pic:pic>
+              </a:graphicData>
+            </a:graphic>
+          </wp:inline>
+        </w:drawing>
+      </w:r>
+    </w:p>
+    <w:p>
+      <w:r>
+        <w:drawing>
+          <wp:inline distT="0" distB="0" distL="0" distR="0" wp14:anchorId="271382AF" wp14:editId="5A1E77E3">
+            <wp:extent cx="5943600" cy="1631950"/>
+            <wp:effectExtent l="0" t="0" r="0" b="6350"/>
+            <wp:docPr id="28" name="Picture 28"/>
+            <wp:cNvGraphicFramePr>
+              <a:graphicFrameLocks xmlns:a="http://schemas.openxmlformats.org/drawingml/2006/main" noChangeAspect="1"/>
+            </wp:cNvGraphicFramePr>
+            <a:graphic xmlns:a="http://schemas.openxmlformats.org/drawingml/2006/main">
+              <a:graphicData uri="http://schemas.openxmlformats.org/drawingml/2006/picture">
+                <pic:pic xmlns:pic="http://schemas.openxmlformats.org/drawingml/2006/picture">
+                  <pic:nvPicPr>
+                    <pic:cNvPr id="1" name=""/>
+                    <pic:cNvPicPr/>
+                  </pic:nvPicPr>
+                  <pic:blipFill>
+                    <a:blip r:embed="rId29"/>
+                    <a:stretch>
+                      <a:fillRect/>
+                    </a:stretch>
+                  </pic:blipFill>
+                  <pic:spPr>
+                    <a:xfrm>
+                      <a:off x="0" y="0"/>
+                      <a:ext cx="5943600" cy="1631950"/>
+                    </a:xfrm>
+                    <a:prstGeom prst="rect">
+                      <a:avLst/>
+                    </a:prstGeom>
+                  </pic:spPr>
+                </pic:pic>
+              </a:graphicData>
+            </a:graphic>
+          </wp:inline>
+        </w:drawing>
+      </w:r>
+    </w:p>
+    <w:p>
+      <w:r>
+        <w:drawing>
+          <wp:inline distT="0" distB="0" distL="0" distR="0" wp14:anchorId="0EE22217" wp14:editId="3D212540">
+            <wp:extent cx="5943600" cy="1763395"/>
+            <wp:effectExtent l="0" t="0" r="0" b="8255"/>
+            <wp:docPr id="29" name="Picture 29"/>
+            <wp:cNvGraphicFramePr>
+              <a:graphicFrameLocks xmlns:a="http://schemas.openxmlformats.org/drawingml/2006/main" noChangeAspect="1"/>
+            </wp:cNvGraphicFramePr>
+            <a:graphic xmlns:a="http://schemas.openxmlformats.org/drawingml/2006/main">
+              <a:graphicData uri="http://schemas.openxmlformats.org/drawingml/2006/picture">
+                <pic:pic xmlns:pic="http://schemas.openxmlformats.org/drawingml/2006/picture">
+                  <pic:nvPicPr>
+                    <pic:cNvPr id="1" name=""/>
+                    <pic:cNvPicPr/>
+                  </pic:nvPicPr>
+                  <pic:blipFill>
+                    <a:blip r:embed="rId30"/>
+                    <a:stretch>
+                      <a:fillRect/>
+                    </a:stretch>
+                  </pic:blipFill>
+                  <pic:spPr>
+                    <a:xfrm>
+                      <a:off x="0" y="0"/>
+                      <a:ext cx="5943600" cy="1763395"/>
                     </a:xfrm>
                     <a:prstGeom prst="rect">
                       <a:avLst/>
@@ -510,8 +1086,6 @@
       <w:bookmarkStart w:id="0" w:name="_GoBack"/>
       <w:bookmarkEnd w:id="0"/>
     </w:p>
-    <w:p/>
-    <w:p/>
     <w:sectPr>
       <w:pgSz w:w="12240" w:h="15840"/>
       <w:pgMar w:top="1440" w:right="1440" w:bottom="1440" w:left="1440" w:header="720" w:footer="720" w:gutter="0"/>
